--- a/monitoring/2026 СВОДНАЯ  ТАБЛИЦА ПО УСВОЕНИЮ ПРОГРАММНЫХ ПОКАЗАТЕЛЕЙ ДЕТЬМИ гр. Светлячки 1-я младшая гр 25-26.docx
+++ b/monitoring/2026 СВОДНАЯ  ТАБЛИЦА ПО УСВОЕНИЮ ПРОГРАММНЫХ ПОКАЗАТЕЛЕЙ ДЕТЬМИ гр. Светлячки 1-я младшая гр 25-26.docx
@@ -254,20 +254,8 @@
                 <w:sz w:val="32"/>
                 <w:szCs w:val="32"/>
               </w:rPr>
-              <w:t xml:space="preserve">1 </w:t>
-            </w:r>
-            <w:proofErr w:type="spellStart"/>
-            <w:proofErr w:type="gramStart"/>
-            <w:r>
-              <w:rPr>
-                <w:rFonts w:ascii="Century Gothic" w:hAnsi="Century Gothic"/>
-                <w:sz w:val="32"/>
-                <w:szCs w:val="32"/>
-              </w:rPr>
-              <w:t>пол.года</w:t>
-            </w:r>
-            <w:proofErr w:type="spellEnd"/>
-            <w:proofErr w:type="gramEnd"/>
+              <w:t>1 пол.года</w:t>
+            </w:r>
           </w:p>
         </w:tc>
         <w:tc>
@@ -292,20 +280,8 @@
                 <w:sz w:val="32"/>
                 <w:szCs w:val="32"/>
               </w:rPr>
-              <w:t xml:space="preserve">2 </w:t>
-            </w:r>
-            <w:proofErr w:type="spellStart"/>
-            <w:proofErr w:type="gramStart"/>
-            <w:r>
-              <w:rPr>
-                <w:rFonts w:ascii="Century Gothic" w:hAnsi="Century Gothic"/>
-                <w:sz w:val="32"/>
-                <w:szCs w:val="32"/>
-              </w:rPr>
-              <w:t>пол.года</w:t>
-            </w:r>
-            <w:proofErr w:type="spellEnd"/>
-            <w:proofErr w:type="gramEnd"/>
+              <w:t>2 пол.года</w:t>
+            </w:r>
           </w:p>
         </w:tc>
         <w:tc>
@@ -331,20 +307,8 @@
                 <w:sz w:val="32"/>
                 <w:szCs w:val="32"/>
               </w:rPr>
-              <w:t xml:space="preserve">1 </w:t>
-            </w:r>
-            <w:proofErr w:type="spellStart"/>
-            <w:proofErr w:type="gramStart"/>
-            <w:r>
-              <w:rPr>
-                <w:rFonts w:ascii="Century Gothic" w:hAnsi="Century Gothic"/>
-                <w:sz w:val="32"/>
-                <w:szCs w:val="32"/>
-              </w:rPr>
-              <w:t>пол.года</w:t>
-            </w:r>
-            <w:proofErr w:type="spellEnd"/>
-            <w:proofErr w:type="gramEnd"/>
+              <w:t>1 пол.года</w:t>
+            </w:r>
           </w:p>
         </w:tc>
         <w:tc>
@@ -370,20 +334,8 @@
                 <w:sz w:val="32"/>
                 <w:szCs w:val="32"/>
               </w:rPr>
-              <w:t xml:space="preserve">2 </w:t>
-            </w:r>
-            <w:proofErr w:type="spellStart"/>
-            <w:proofErr w:type="gramStart"/>
-            <w:r>
-              <w:rPr>
-                <w:rFonts w:ascii="Century Gothic" w:hAnsi="Century Gothic"/>
-                <w:sz w:val="32"/>
-                <w:szCs w:val="32"/>
-              </w:rPr>
-              <w:t>пол.года</w:t>
-            </w:r>
-            <w:proofErr w:type="spellEnd"/>
-            <w:proofErr w:type="gramEnd"/>
+              <w:t>2 пол.года</w:t>
+            </w:r>
           </w:p>
         </w:tc>
         <w:tc>
@@ -409,20 +361,8 @@
                 <w:sz w:val="32"/>
                 <w:szCs w:val="32"/>
               </w:rPr>
-              <w:t xml:space="preserve">1 </w:t>
-            </w:r>
-            <w:proofErr w:type="spellStart"/>
-            <w:proofErr w:type="gramStart"/>
-            <w:r>
-              <w:rPr>
-                <w:rFonts w:ascii="Century Gothic" w:hAnsi="Century Gothic"/>
-                <w:sz w:val="32"/>
-                <w:szCs w:val="32"/>
-              </w:rPr>
-              <w:t>пол.года</w:t>
-            </w:r>
-            <w:proofErr w:type="spellEnd"/>
-            <w:proofErr w:type="gramEnd"/>
+              <w:t>1 пол.года</w:t>
+            </w:r>
           </w:p>
         </w:tc>
         <w:tc>
@@ -448,20 +388,8 @@
                 <w:sz w:val="32"/>
                 <w:szCs w:val="32"/>
               </w:rPr>
-              <w:t xml:space="preserve">2 </w:t>
-            </w:r>
-            <w:proofErr w:type="spellStart"/>
-            <w:proofErr w:type="gramStart"/>
-            <w:r>
-              <w:rPr>
-                <w:rFonts w:ascii="Century Gothic" w:hAnsi="Century Gothic"/>
-                <w:sz w:val="32"/>
-                <w:szCs w:val="32"/>
-              </w:rPr>
-              <w:t>пол.года</w:t>
-            </w:r>
-            <w:proofErr w:type="spellEnd"/>
-            <w:proofErr w:type="gramEnd"/>
+              <w:t>2 пол.года</w:t>
+            </w:r>
           </w:p>
         </w:tc>
       </w:tr>
@@ -598,8 +526,17 @@
                 <w:rFonts w:ascii="Century Gothic" w:hAnsi="Century Gothic"/>
                 <w:sz w:val="32"/>
                 <w:szCs w:val="32"/>
-              </w:rPr>
-              <w:t>7 чел.</w:t>
+                <w:lang w:val="en-US"/>
+              </w:rPr>
+              <w:t>8</w:t>
+            </w:r>
+            <w:r>
+              <w:rPr>
+                <w:rFonts w:ascii="Century Gothic" w:hAnsi="Century Gothic"/>
+                <w:sz w:val="32"/>
+                <w:szCs w:val="32"/>
+              </w:rPr>
+              <w:t xml:space="preserve"> чел.</w:t>
             </w:r>
           </w:p>
         </w:tc>
@@ -777,8 +714,17 @@
                 <w:rFonts w:ascii="Century Gothic" w:hAnsi="Century Gothic"/>
                 <w:sz w:val="32"/>
                 <w:szCs w:val="32"/>
-              </w:rPr>
-              <w:t>7 чел.</w:t>
+                <w:lang w:val="en-US"/>
+              </w:rPr>
+              <w:t>8</w:t>
+            </w:r>
+            <w:r>
+              <w:rPr>
+                <w:rFonts w:ascii="Century Gothic" w:hAnsi="Century Gothic"/>
+                <w:sz w:val="32"/>
+                <w:szCs w:val="32"/>
+              </w:rPr>
+              <w:t xml:space="preserve"> чел.</w:t>
             </w:r>
           </w:p>
         </w:tc>
@@ -951,8 +897,17 @@
                 <w:rFonts w:ascii="Century Gothic" w:hAnsi="Century Gothic"/>
                 <w:sz w:val="32"/>
                 <w:szCs w:val="32"/>
-              </w:rPr>
-              <w:t>5 чел.</w:t>
+                <w:lang w:val="en-US"/>
+              </w:rPr>
+              <w:t>6</w:t>
+            </w:r>
+            <w:r>
+              <w:rPr>
+                <w:rFonts w:ascii="Century Gothic" w:hAnsi="Century Gothic"/>
+                <w:sz w:val="32"/>
+                <w:szCs w:val="32"/>
+              </w:rPr>
+              <w:t xml:space="preserve"> чел.</w:t>
             </w:r>
           </w:p>
         </w:tc>
@@ -1126,7 +1081,24 @@
                 <w:sz w:val="32"/>
                 <w:szCs w:val="32"/>
               </w:rPr>
-              <w:t>11 чел.</w:t>
+              <w:t>1</w:t>
+            </w:r>
+            <w:r>
+              <w:rPr>
+                <w:rFonts w:ascii="Century Gothic" w:hAnsi="Century Gothic"/>
+                <w:sz w:val="32"/>
+                <w:szCs w:val="32"/>
+                <w:lang w:val="en-US"/>
+              </w:rPr>
+              <w:t>2</w:t>
+            </w:r>
+            <w:r>
+              <w:rPr>
+                <w:rFonts w:ascii="Century Gothic" w:hAnsi="Century Gothic"/>
+                <w:sz w:val="32"/>
+                <w:szCs w:val="32"/>
+              </w:rPr>
+              <w:t xml:space="preserve"> чел.</w:t>
             </w:r>
           </w:p>
         </w:tc>
@@ -1299,8 +1271,17 @@
                 <w:rFonts w:ascii="Century Gothic" w:hAnsi="Century Gothic"/>
                 <w:sz w:val="32"/>
                 <w:szCs w:val="32"/>
-              </w:rPr>
-              <w:t>6 чел.</w:t>
+                <w:lang w:val="en-US"/>
+              </w:rPr>
+              <w:t>7</w:t>
+            </w:r>
+            <w:r>
+              <w:rPr>
+                <w:rFonts w:ascii="Century Gothic" w:hAnsi="Century Gothic"/>
+                <w:sz w:val="32"/>
+                <w:szCs w:val="32"/>
+              </w:rPr>
+              <w:t xml:space="preserve"> чел.</w:t>
             </w:r>
           </w:p>
         </w:tc>
@@ -1410,7 +1391,25 @@
           <w:sz w:val="32"/>
           <w:szCs w:val="32"/>
         </w:rPr>
-        <w:t>В группе 17 детей, на момент диагностики 2 полугодия детский сад посещают 15 человек.</w:t>
+        <w:t>В группе 17 детей, на момент диагностики 2 полугодия детский сад посещают 1</w:t>
+      </w:r>
+      <w:r>
+        <w:rPr>
+          <w:rFonts w:ascii="Century Gothic" w:hAnsi="Century Gothic"/>
+          <w:bCs/>
+          <w:sz w:val="32"/>
+          <w:szCs w:val="32"/>
+        </w:rPr>
+        <w:t>6</w:t>
+      </w:r>
+      <w:r>
+        <w:rPr>
+          <w:rFonts w:ascii="Century Gothic" w:hAnsi="Century Gothic"/>
+          <w:bCs/>
+          <w:sz w:val="32"/>
+          <w:szCs w:val="32"/>
+        </w:rPr>
+        <w:t xml:space="preserve"> человек.</w:t>
       </w:r>
     </w:p>
     <w:p>
@@ -1710,7 +1709,26 @@
           <w:sz w:val="32"/>
           <w:szCs w:val="32"/>
         </w:rPr>
-        <w:t xml:space="preserve">По результатам диагностики большинство детей находятся в диапазоне от 50% до 75% — 11 человек, показатели свыше 75% имеют 2 ребёнка, показатели </w:t>
+        <w:t>По результатам диагностики большинство детей находятся в диапазоне от 50% до 75% — 1</w:t>
+      </w:r>
+      <w:r>
+        <w:rPr>
+          <w:rFonts w:ascii="Century Gothic" w:hAnsi="Century Gothic"/>
+          <w:bCs/>
+          <w:sz w:val="32"/>
+          <w:szCs w:val="32"/>
+          <w:lang w:val="en-US"/>
+        </w:rPr>
+        <w:t>2</w:t>
+      </w:r>
+      <w:r>
+        <w:rPr>
+          <w:rFonts w:ascii="Century Gothic" w:hAnsi="Century Gothic"/>
+          <w:bCs/>
+          <w:sz w:val="32"/>
+          <w:szCs w:val="32"/>
+        </w:rPr>
+        <w:t xml:space="preserve"> человек, показатели свыше 75% имеют 2 ребёнка, показатели </w:t>
       </w:r>
       <w:r>
         <w:rPr>
